--- a/Fase 1/Evidencias Individuales/Latorre_Valentina_1.3 APT122 AutoevaluaciónFase1.docx
+++ b/Fase 1/Evidencias Individuales/Latorre_Valentina_1.3 APT122 AutoevaluaciónFase1.docx
@@ -43,16 +43,8 @@
         <w:rPr>
           <w:lang w:val="es-419"/>
         </w:rPr>
-        <w:t xml:space="preserve">Proyecto </w:t>
-      </w:r>
-      <w:proofErr w:type="spellStart"/>
-      <w:r>
-        <w:rPr>
-          <w:lang w:val="es-419"/>
-        </w:rPr>
-        <w:t>EduNova</w:t>
-      </w:r>
-      <w:proofErr w:type="spellEnd"/>
+        <w:t>Proyecto EduNova</w:t>
+      </w:r>
     </w:p>
     <w:p>
       <w:pPr>
@@ -303,7 +295,6 @@
           <w:u w:val="single"/>
         </w:rPr>
       </w:pPr>
-      <w:proofErr w:type="spellStart"/>
       <w:r>
         <w:rPr>
           <w:b/>
@@ -313,7 +304,6 @@
         <w:lastRenderedPageBreak/>
         <w:t>Índice</w:t>
       </w:r>
-      <w:proofErr w:type="spellEnd"/>
     </w:p>
     <w:p>
       <w:pPr>
@@ -1129,15 +1119,7 @@
         <w:ind w:left="720"/>
       </w:pPr>
       <w:r>
-        <w:t xml:space="preserve">The </w:t>
-      </w:r>
-      <w:proofErr w:type="spellStart"/>
-      <w:r>
-        <w:t>EduNova</w:t>
-      </w:r>
-      <w:proofErr w:type="spellEnd"/>
-      <w:r>
-        <w:t xml:space="preserve"> project consists of the development of a mobile app whose </w:t>
+        <w:t xml:space="preserve">The EduNova project consists of the development of a mobile app whose </w:t>
       </w:r>
       <w:r>
         <w:t>objective</w:t>
@@ -1161,15 +1143,7 @@
         <w:t>is</w:t>
       </w:r>
       <w:r>
-        <w:t xml:space="preserve"> to lighten teachers' work overload outside the classroom and to optimize the students' progress tracking. To do that, </w:t>
-      </w:r>
-      <w:proofErr w:type="spellStart"/>
-      <w:r>
-        <w:t>EduNova</w:t>
-      </w:r>
-      <w:proofErr w:type="spellEnd"/>
-      <w:r>
-        <w:t xml:space="preserve"> </w:t>
+        <w:t xml:space="preserve"> to lighten teachers' work overload outside the classroom and to optimize the students' progress tracking. To do that, EduNova </w:t>
       </w:r>
       <w:r>
         <w:t>automates</w:t>
@@ -1229,7 +1203,6 @@
       </w:pPr>
       <w:bookmarkStart w:id="3" w:name="_pkqqxxo1tgbj" w:colFirst="0" w:colLast="0"/>
       <w:bookmarkEnd w:id="3"/>
-      <w:proofErr w:type="spellStart"/>
       <w:r>
         <w:rPr>
           <w:sz w:val="22"/>
@@ -1237,7 +1210,6 @@
         </w:rPr>
         <w:t>Abstracto</w:t>
       </w:r>
-      <w:proofErr w:type="spellEnd"/>
     </w:p>
     <w:p>
       <w:pPr>
@@ -1251,21 +1223,7 @@
         <w:rPr>
           <w:lang w:val="es-419"/>
         </w:rPr>
-        <w:t xml:space="preserve">El proyecto </w:t>
-      </w:r>
-      <w:proofErr w:type="spellStart"/>
-      <w:r>
-        <w:rPr>
-          <w:lang w:val="es-419"/>
-        </w:rPr>
-        <w:t>EduNova</w:t>
-      </w:r>
-      <w:proofErr w:type="spellEnd"/>
-      <w:r>
-        <w:rPr>
-          <w:lang w:val="es-419"/>
-        </w:rPr>
-        <w:t xml:space="preserve"> consiste en el desarrollo de una aplicación móvil cuyo objetivo es abordar los desafíos de gestión que enfrentan muchas instituciones educacionales. El lugar para realizar el lanzamiento de la versión piloto de la app todavía no se ha </w:t>
+        <w:t xml:space="preserve">El proyecto EduNova consiste en el desarrollo de una aplicación móvil cuyo objetivo es abordar los desafíos de gestión que enfrentan muchas instituciones educacionales. El lugar para realizar el lanzamiento de la versión piloto de la app todavía no se ha </w:t>
       </w:r>
       <w:r>
         <w:rPr>
@@ -1277,35 +1235,7 @@
         <w:rPr>
           <w:lang w:val="es-419"/>
         </w:rPr>
-        <w:t xml:space="preserve"> pero ya se llevó a cabo una reunión con el Colegio San Fernando de Buin. Principalmente, la iniciativa busca resolver la sobrecarga de trabajo de los docentes fuera del aula y optimizar el seguimiento del progreso de los estudiantes. Para solventar esto, </w:t>
-      </w:r>
-      <w:proofErr w:type="spellStart"/>
-      <w:r>
-        <w:rPr>
-          <w:lang w:val="es-419"/>
-        </w:rPr>
-        <w:t>EduNova</w:t>
-      </w:r>
-      <w:proofErr w:type="spellEnd"/>
-      <w:r>
-        <w:rPr>
-          <w:lang w:val="es-419"/>
-        </w:rPr>
-        <w:t xml:space="preserve"> automatiza los flujos de información, aliviando así la carga administrativa y elevando significativamente la calidad de la gestión educativa. La aplicación se centra en el monitoreo eficiente del alumnado, abarcando el registro de calificaciones, asistencia y seguimiento de su comportamiento. Además, la aplicación integra un </w:t>
-      </w:r>
-      <w:proofErr w:type="spellStart"/>
-      <w:r>
-        <w:rPr>
-          <w:lang w:val="es-419"/>
-        </w:rPr>
-        <w:t>chatbot</w:t>
-      </w:r>
-      <w:proofErr w:type="spellEnd"/>
-      <w:r>
-        <w:rPr>
-          <w:lang w:val="es-419"/>
-        </w:rPr>
-        <w:t xml:space="preserve"> automatizado mediante la API de WhatsApp Business, el cual resuelve consultas básicas de los apoderados y deriva situaciones especiales al personal correspondiente dentro del horario laboral. Para asegurar la calidad y entrega continua de valor, el proyecto se rige por las metodologías Lean y Ágil. Su ejecución se planifica mediante una Carta Gantt con una duración total de 18 semanas, y el cumplimiento de </w:t>
+        <w:t xml:space="preserve"> pero ya se llevó a cabo una reunión con el Colegio San Fernando de Buin. Principalmente, la iniciativa busca resolver la sobrecarga de trabajo de los docentes fuera del aula y optimizar el seguimiento del progreso de los estudiantes. Para solventar esto, EduNova automatiza los flujos de información, aliviando así la carga administrativa y elevando significativamente la calidad de la gestión educativa. La aplicación se centra en el monitoreo eficiente del alumnado, abarcando el registro de calificaciones, asistencia y seguimiento de su comportamiento. Además, la aplicación integra un chatbot automatizado mediante la API de WhatsApp Business, el cual resuelve consultas básicas de los apoderados y deriva situaciones especiales al personal correspondiente dentro del horario laboral. Para asegurar la calidad y entrega continua de valor, el proyecto se rige por las metodologías Lean y Ágil. Su ejecución se planifica mediante una Carta Gantt con una duración total de 18 semanas, y el cumplimiento de </w:t>
       </w:r>
       <w:r>
         <w:rPr>
@@ -1330,7 +1260,6 @@
       </w:pPr>
       <w:bookmarkStart w:id="4" w:name="_qxvw6t7f3ao" w:colFirst="0" w:colLast="0"/>
       <w:bookmarkEnd w:id="4"/>
-      <w:proofErr w:type="spellStart"/>
       <w:r>
         <w:rPr>
           <w:sz w:val="22"/>
@@ -1338,7 +1267,6 @@
         </w:rPr>
         <w:t>Introducción</w:t>
       </w:r>
-      <w:proofErr w:type="spellEnd"/>
     </w:p>
     <w:p>
       <w:pPr>
@@ -1354,7 +1282,6 @@
         </w:rPr>
         <w:t xml:space="preserve">El siguiente documento tiene como propósito explicar los aspectos iniciales del proyecto tales como la descripción de este, cómo se relaciona con el perfil de egreso e intereses profesionales, por qué es relevante como proyecto de </w:t>
       </w:r>
-      <w:proofErr w:type="spellStart"/>
       <w:r>
         <w:rPr>
           <w:lang w:val="es-419"/>
@@ -1365,14 +1292,7 @@
         <w:rPr>
           <w:lang w:val="es-419"/>
         </w:rPr>
-        <w:t>apstone</w:t>
-      </w:r>
-      <w:proofErr w:type="spellEnd"/>
-      <w:r>
-        <w:rPr>
-          <w:lang w:val="es-419"/>
-        </w:rPr>
-        <w:t xml:space="preserve">, objetivos (general y específicos), qué metodología se utilizará, explicar el plan de trabajo con el que se contará, así también como detallar de qué manera se evidenciarán los logros correspondientes a cada hito del </w:t>
+        <w:t xml:space="preserve">apstone, objetivos (general y específicos), qué metodología se utilizará, explicar el plan de trabajo con el que se contará, así también como detallar de qué manera se evidenciarán los logros correspondientes a cada hito del </w:t>
       </w:r>
       <w:r>
         <w:rPr>
@@ -1411,21 +1331,12 @@
       </w:pPr>
       <w:bookmarkStart w:id="5" w:name="_m6txyv7xvkbp" w:colFirst="0" w:colLast="0"/>
       <w:bookmarkEnd w:id="5"/>
-      <w:proofErr w:type="spellStart"/>
       <w:r>
         <w:rPr>
           <w:sz w:val="22"/>
           <w:szCs w:val="22"/>
         </w:rPr>
-        <w:t>Descripción</w:t>
-      </w:r>
-      <w:proofErr w:type="spellEnd"/>
-      <w:r>
-        <w:rPr>
-          <w:sz w:val="22"/>
-          <w:szCs w:val="22"/>
-        </w:rPr>
-        <w:t xml:space="preserve"> del Proyecto APT</w:t>
+        <w:t>Descripción del Proyecto APT</w:t>
       </w:r>
     </w:p>
     <w:p>
@@ -1478,13 +1389,8 @@
               <w:spacing w:line="360" w:lineRule="auto"/>
             </w:pPr>
             <w:r>
-              <w:t xml:space="preserve">Nombre del </w:t>
-            </w:r>
-            <w:proofErr w:type="spellStart"/>
-            <w:r>
-              <w:t>proyecto</w:t>
-            </w:r>
-            <w:proofErr w:type="spellEnd"/>
+              <w:t>Nombre del proyecto</w:t>
+            </w:r>
           </w:p>
         </w:tc>
         <w:tc>
@@ -1509,11 +1415,9 @@
               </w:pBdr>
               <w:spacing w:line="360" w:lineRule="auto"/>
             </w:pPr>
-            <w:proofErr w:type="spellStart"/>
             <w:r>
               <w:t>EduNova</w:t>
             </w:r>
-            <w:proofErr w:type="spellEnd"/>
           </w:p>
         </w:tc>
       </w:tr>
@@ -1546,11 +1450,9 @@
               <w:spacing w:line="360" w:lineRule="auto"/>
               <w:jc w:val="center"/>
             </w:pPr>
-            <w:proofErr w:type="spellStart"/>
             <w:r>
               <w:t>Competencias</w:t>
             </w:r>
-            <w:proofErr w:type="spellEnd"/>
           </w:p>
         </w:tc>
         <w:tc>
@@ -1836,23 +1738,7 @@
               <w:spacing w:line="360" w:lineRule="auto"/>
             </w:pPr>
             <w:r>
-              <w:t xml:space="preserve">de </w:t>
-            </w:r>
-            <w:proofErr w:type="spellStart"/>
-            <w:r>
-              <w:t>los</w:t>
-            </w:r>
-            <w:proofErr w:type="spellEnd"/>
-            <w:r>
-              <w:t xml:space="preserve"> </w:t>
-            </w:r>
-            <w:proofErr w:type="spellStart"/>
-            <w:r>
-              <w:t>objetivos</w:t>
-            </w:r>
-            <w:proofErr w:type="spellEnd"/>
-            <w:r>
-              <w:t>.</w:t>
+              <w:t>de los objetivos.</w:t>
             </w:r>
           </w:p>
         </w:tc>
@@ -1885,21 +1771,12 @@
       </w:pPr>
       <w:bookmarkStart w:id="6" w:name="_ek1kifdniiop" w:colFirst="0" w:colLast="0"/>
       <w:bookmarkEnd w:id="6"/>
-      <w:proofErr w:type="spellStart"/>
       <w:r>
         <w:rPr>
           <w:sz w:val="22"/>
           <w:szCs w:val="22"/>
         </w:rPr>
-        <w:t>Justificación</w:t>
-      </w:r>
-      <w:proofErr w:type="spellEnd"/>
-      <w:r>
-        <w:rPr>
-          <w:sz w:val="22"/>
-          <w:szCs w:val="22"/>
-        </w:rPr>
-        <w:t xml:space="preserve"> de Proyecto APT</w:t>
+        <w:t>Justificación de Proyecto APT</w:t>
       </w:r>
     </w:p>
     <w:p>
@@ -1917,21 +1794,12 @@
       </w:pPr>
       <w:bookmarkStart w:id="7" w:name="_c19jb75bkhnj" w:colFirst="0" w:colLast="0"/>
       <w:bookmarkEnd w:id="7"/>
-      <w:proofErr w:type="spellStart"/>
       <w:r>
         <w:rPr>
           <w:sz w:val="22"/>
           <w:szCs w:val="22"/>
         </w:rPr>
-        <w:t>Relevancia</w:t>
-      </w:r>
-      <w:proofErr w:type="spellEnd"/>
-      <w:r>
-        <w:rPr>
-          <w:sz w:val="22"/>
-          <w:szCs w:val="22"/>
-        </w:rPr>
-        <w:t xml:space="preserve"> del Proyecto APT</w:t>
+        <w:t>Relevancia del Proyecto APT</w:t>
       </w:r>
     </w:p>
     <w:p>
@@ -1985,21 +1853,12 @@
       </w:pPr>
       <w:bookmarkStart w:id="8" w:name="_jcx7g3s3d1q8" w:colFirst="0" w:colLast="0"/>
       <w:bookmarkEnd w:id="8"/>
-      <w:proofErr w:type="spellStart"/>
       <w:r>
         <w:rPr>
           <w:sz w:val="22"/>
           <w:szCs w:val="22"/>
         </w:rPr>
-        <w:t>Descripción</w:t>
-      </w:r>
-      <w:proofErr w:type="spellEnd"/>
-      <w:r>
-        <w:rPr>
-          <w:sz w:val="22"/>
-          <w:szCs w:val="22"/>
-        </w:rPr>
-        <w:t xml:space="preserve"> del Proyecto APT</w:t>
+        <w:t>Descripción del Proyecto APT</w:t>
       </w:r>
     </w:p>
     <w:p>
@@ -2014,21 +1873,7 @@
         <w:rPr>
           <w:lang w:val="es-419"/>
         </w:rPr>
-        <w:t xml:space="preserve">Con el proyecto </w:t>
-      </w:r>
-      <w:proofErr w:type="spellStart"/>
-      <w:r>
-        <w:rPr>
-          <w:lang w:val="es-419"/>
-        </w:rPr>
-        <w:t>EduNova</w:t>
-      </w:r>
-      <w:proofErr w:type="spellEnd"/>
-      <w:r>
-        <w:rPr>
-          <w:lang w:val="es-419"/>
-        </w:rPr>
-        <w:t xml:space="preserve"> se espera agilizar y automatizar los procesos como el seguimiento y monitoreo del progreso académico de los estudiantes en cuanto a calificaciones, asistencia y comportamiento (entiéndase "comportamiento" como concepto que contempla el bienestar psicológico del estudiante y observaciones que favorecerían el apoyo que puede entregarse). Otros procesos incluyen el alivianar la carga de trabajo de docente fuera del aula como resolver dudas no urgentes de apoderados en grupos de WhatsApp (</w:t>
+        <w:t>Con el proyecto EduNova se espera agilizar y automatizar los procesos como el seguimiento y monitoreo del progreso académico de los estudiantes en cuanto a calificaciones, asistencia y comportamiento (entiéndase "comportamiento" como concepto que contempla el bienestar psicológico del estudiante y observaciones que favorecerían el apoyo que puede entregarse). Otros procesos incluyen el alivianar la carga de trabajo de docente fuera del aula como resolver dudas no urgentes de apoderados en grupos de WhatsApp (</w:t>
       </w:r>
       <w:r>
         <w:rPr>
@@ -2040,21 +1885,7 @@
         <w:rPr>
           <w:lang w:val="es-419"/>
         </w:rPr>
-        <w:t xml:space="preserve"> en docentes con jefatura de curso) mediante un </w:t>
-      </w:r>
-      <w:proofErr w:type="spellStart"/>
-      <w:r>
-        <w:rPr>
-          <w:lang w:val="es-419"/>
-        </w:rPr>
-        <w:t>chatbot</w:t>
-      </w:r>
-      <w:proofErr w:type="spellEnd"/>
-      <w:r>
-        <w:rPr>
-          <w:lang w:val="es-419"/>
-        </w:rPr>
-        <w:t xml:space="preserve"> de WhatsApp que resuelva dudas básicas y, en caso de requerir, derivar con funcionario siempre y cuando se encuentre dentro del horario de trabajo. Otras funcionalidades serán incorporadas o modificadas (dentro de lo posible) según conversación con el colegio y necesidades que puedan diferir con algunos aspectos presentados o aquellos que falten ser incluidos (y que sean realistas). </w:t>
+        <w:t xml:space="preserve"> en docentes con jefatura de curso) mediante un chatbot de WhatsApp que resuelva dudas básicas y, en caso de requerir, derivar con funcionario siempre y cuando se encuentre dentro del horario de trabajo. Otras funcionalidades serán incorporadas o modificadas (dentro de lo posible) según conversación con el colegio y necesidades que puedan diferir con algunos aspectos presentados o aquellos que falten ser incluidos (y que sean realistas). </w:t>
       </w:r>
     </w:p>
     <w:p>
@@ -2110,21 +1941,7 @@
           <w:lang w:val="es-419"/>
         </w:rPr>
         <w:lastRenderedPageBreak/>
-        <w:t xml:space="preserve">ejemplo, cuando pensamos en la relación de las calificaciones y asistencia, y cómo conectamos a cada estudiante con su apoderado o tutor legal, estamos pensando en el modelado de datos. Cuando pensamos en cómo probar el </w:t>
-      </w:r>
-      <w:proofErr w:type="spellStart"/>
-      <w:r>
-        <w:rPr>
-          <w:lang w:val="es-419"/>
-        </w:rPr>
-        <w:t>chatbot</w:t>
-      </w:r>
-      <w:proofErr w:type="spellEnd"/>
-      <w:r>
-        <w:rPr>
-          <w:lang w:val="es-419"/>
-        </w:rPr>
-        <w:t xml:space="preserve"> de WhatsApp, pensamos en realizar pruebas de certificación para asegurarnos en la precisión de las respuestas. Cuando pensamos en las reuniones periódicas con el colegio y cubrir necesidades dentro de lo establecido, pensamos en </w:t>
+        <w:t xml:space="preserve">ejemplo, cuando pensamos en la relación de las calificaciones y asistencia, y cómo conectamos a cada estudiante con su apoderado o tutor legal, estamos pensando en el modelado de datos. Cuando pensamos en cómo probar el chatbot de WhatsApp, pensamos en realizar pruebas de certificación para asegurarnos en la precisión de las respuestas. Cuando pensamos en las reuniones periódicas con el colegio y cubrir necesidades dentro de lo establecido, pensamos en </w:t>
       </w:r>
       <w:r>
         <w:rPr>
@@ -2132,19 +1949,11 @@
         </w:rPr>
         <w:t>el “</w:t>
       </w:r>
-      <w:proofErr w:type="spellStart"/>
-      <w:r>
-        <w:rPr>
-          <w:lang w:val="es-419"/>
-        </w:rPr>
-        <w:t>core</w:t>
-      </w:r>
-      <w:proofErr w:type="spellEnd"/>
-      <w:r>
-        <w:rPr>
-          <w:lang w:val="es-419"/>
-        </w:rPr>
-        <w:t xml:space="preserve">" de gestión de proyectos y las negociaciones que deben llevarse a cabo. Cuando hablamos de automatización de procesos con una app que integre la API de WhatsApp Business, hablamos de soluciones de software con técnicas adquiridas a lo largo de la carrera y aquellas que pueden seguir perfeccionándose para entregar un producto con valor y calidad. </w:t>
+      <w:r>
+        <w:rPr>
+          <w:lang w:val="es-419"/>
+        </w:rPr>
+        <w:t xml:space="preserve">core" de gestión de proyectos y las negociaciones que deben llevarse a cabo. Cuando hablamos de automatización de procesos con una app que integre la API de WhatsApp Business, hablamos de soluciones de software con técnicas adquiridas a lo largo de la carrera y aquellas que pueden seguir perfeccionándose para entregar un producto con valor y calidad. </w:t>
       </w:r>
     </w:p>
     <w:p>
@@ -2171,63 +1980,13 @@
       </w:pPr>
       <w:bookmarkStart w:id="10" w:name="_mlv2xtvdw7i" w:colFirst="0" w:colLast="0"/>
       <w:bookmarkEnd w:id="10"/>
-      <w:proofErr w:type="spellStart"/>
       <w:r>
         <w:rPr>
           <w:sz w:val="22"/>
           <w:szCs w:val="22"/>
         </w:rPr>
-        <w:t>Relación</w:t>
-      </w:r>
-      <w:proofErr w:type="spellEnd"/>
-      <w:r>
-        <w:rPr>
-          <w:sz w:val="22"/>
-          <w:szCs w:val="22"/>
-        </w:rPr>
-        <w:t xml:space="preserve"> con </w:t>
-      </w:r>
-      <w:proofErr w:type="spellStart"/>
-      <w:r>
-        <w:rPr>
-          <w:sz w:val="22"/>
-          <w:szCs w:val="22"/>
-        </w:rPr>
-        <w:t>los</w:t>
-      </w:r>
-      <w:proofErr w:type="spellEnd"/>
-      <w:r>
-        <w:rPr>
-          <w:sz w:val="22"/>
-          <w:szCs w:val="22"/>
-        </w:rPr>
-        <w:t xml:space="preserve"> </w:t>
-      </w:r>
-      <w:proofErr w:type="spellStart"/>
-      <w:r>
-        <w:rPr>
-          <w:sz w:val="22"/>
-          <w:szCs w:val="22"/>
-        </w:rPr>
-        <w:t>Intereses</w:t>
-      </w:r>
-      <w:proofErr w:type="spellEnd"/>
-      <w:r>
-        <w:rPr>
-          <w:sz w:val="22"/>
-          <w:szCs w:val="22"/>
-        </w:rPr>
-        <w:t xml:space="preserve"> </w:t>
-      </w:r>
-      <w:proofErr w:type="spellStart"/>
-      <w:r>
-        <w:rPr>
-          <w:sz w:val="22"/>
-          <w:szCs w:val="22"/>
-        </w:rPr>
-        <w:t>Profesionales</w:t>
-      </w:r>
-      <w:proofErr w:type="spellEnd"/>
+        <w:t>Relación con los Intereses Profesionales</w:t>
+      </w:r>
     </w:p>
     <w:p>
       <w:pPr>
@@ -2355,63 +2114,7 @@
         <w:rPr>
           <w:lang w:val="es-419"/>
         </w:rPr>
-        <w:t xml:space="preserve">La aplicación móvil de </w:t>
-      </w:r>
-      <w:proofErr w:type="spellStart"/>
-      <w:r>
-        <w:rPr>
-          <w:lang w:val="es-419"/>
-        </w:rPr>
-        <w:t>EduNova</w:t>
-      </w:r>
-      <w:proofErr w:type="spellEnd"/>
-      <w:r>
-        <w:rPr>
-          <w:lang w:val="es-419"/>
-        </w:rPr>
-        <w:t xml:space="preserve"> es una aplicación que, a diferencia de Moodle (como ejemplo), ofrece funcionalidades simples que integran solamente seguimiento y monitoreo; no ofrece integración con cursos y tampoco es una plataforma de aprendizaje como </w:t>
-      </w:r>
-      <w:proofErr w:type="spellStart"/>
-      <w:r>
-        <w:rPr>
-          <w:lang w:val="es-419"/>
-        </w:rPr>
-        <w:t>Canvas</w:t>
-      </w:r>
-      <w:proofErr w:type="spellEnd"/>
-      <w:r>
-        <w:rPr>
-          <w:lang w:val="es-419"/>
-        </w:rPr>
-        <w:t xml:space="preserve">, Blackboard o Google </w:t>
-      </w:r>
-      <w:proofErr w:type="spellStart"/>
-      <w:r>
-        <w:rPr>
-          <w:lang w:val="es-419"/>
-        </w:rPr>
-        <w:t>Classroom</w:t>
-      </w:r>
-      <w:proofErr w:type="spellEnd"/>
-      <w:r>
-        <w:rPr>
-          <w:lang w:val="es-419"/>
-        </w:rPr>
-        <w:t xml:space="preserve">. Por ende, la duración de la asignatura es perfecta para el desarrollo de una aplicación móvil simple como </w:t>
-      </w:r>
-      <w:proofErr w:type="spellStart"/>
-      <w:r>
-        <w:rPr>
-          <w:lang w:val="es-419"/>
-        </w:rPr>
-        <w:t>EduNova</w:t>
-      </w:r>
-      <w:proofErr w:type="spellEnd"/>
-      <w:r>
-        <w:rPr>
-          <w:lang w:val="es-419"/>
-        </w:rPr>
-        <w:t xml:space="preserve">. Hay aspectos del proyecto que </w:t>
+        <w:t xml:space="preserve">La aplicación móvil de EduNova es una aplicación que, a diferencia de Moodle (como ejemplo), ofrece funcionalidades simples que integran solamente seguimiento y monitoreo; no ofrece integración con cursos y tampoco es una plataforma de aprendizaje como Canvas, Blackboard o Google Classroom. Por ende, la duración de la asignatura es perfecta para el desarrollo de una aplicación móvil simple como EduNova. Hay aspectos del proyecto que </w:t>
       </w:r>
       <w:r>
         <w:rPr>
@@ -2451,21 +2154,12 @@
       </w:pPr>
       <w:bookmarkStart w:id="12" w:name="_cqx261s83te9" w:colFirst="0" w:colLast="0"/>
       <w:bookmarkEnd w:id="12"/>
-      <w:proofErr w:type="spellStart"/>
       <w:r>
         <w:rPr>
           <w:sz w:val="22"/>
           <w:szCs w:val="22"/>
         </w:rPr>
-        <w:t>Objetivo</w:t>
-      </w:r>
-      <w:proofErr w:type="spellEnd"/>
-      <w:r>
-        <w:rPr>
-          <w:sz w:val="22"/>
-          <w:szCs w:val="22"/>
-        </w:rPr>
-        <w:t xml:space="preserve"> General</w:t>
+        <w:t>Objetivo General</w:t>
       </w:r>
     </w:p>
     <w:p>
@@ -2506,31 +2200,13 @@
       </w:pPr>
       <w:bookmarkStart w:id="13" w:name="_jye9bfftva9f" w:colFirst="0" w:colLast="0"/>
       <w:bookmarkEnd w:id="13"/>
-      <w:proofErr w:type="spellStart"/>
       <w:r>
         <w:rPr>
           <w:sz w:val="22"/>
           <w:szCs w:val="22"/>
         </w:rPr>
-        <w:t>Objetivos</w:t>
-      </w:r>
-      <w:proofErr w:type="spellEnd"/>
-      <w:r>
-        <w:rPr>
-          <w:sz w:val="22"/>
-          <w:szCs w:val="22"/>
-        </w:rPr>
-        <w:t xml:space="preserve"> </w:t>
-      </w:r>
-      <w:proofErr w:type="spellStart"/>
-      <w:r>
-        <w:rPr>
-          <w:sz w:val="22"/>
-          <w:szCs w:val="22"/>
-        </w:rPr>
-        <w:t>Específicos</w:t>
-      </w:r>
-      <w:proofErr w:type="spellEnd"/>
+        <w:t>Objetivos Específicos</w:t>
+      </w:r>
     </w:p>
     <w:p>
       <w:pPr>
@@ -2570,21 +2246,7 @@
         <w:rPr>
           <w:lang w:val="es-419"/>
         </w:rPr>
-        <w:t xml:space="preserve">Llevar a cabo reuniones con el cliente cada tres semanas para la corrección en base a </w:t>
-      </w:r>
-      <w:proofErr w:type="spellStart"/>
-      <w:r>
-        <w:rPr>
-          <w:lang w:val="es-419"/>
-        </w:rPr>
-        <w:t>feedback</w:t>
-      </w:r>
-      <w:proofErr w:type="spellEnd"/>
-      <w:r>
-        <w:rPr>
-          <w:lang w:val="es-419"/>
-        </w:rPr>
-        <w:t xml:space="preserve"> y observaciones.</w:t>
+        <w:t>Llevar a cabo reuniones con el cliente cada tres semanas para la corrección en base a feedback y observaciones.</w:t>
       </w:r>
     </w:p>
     <w:p>
@@ -2602,21 +2264,7 @@
         <w:rPr>
           <w:lang w:val="es-419"/>
         </w:rPr>
-        <w:t xml:space="preserve">Llevar a cabo mejoras en base a </w:t>
-      </w:r>
-      <w:proofErr w:type="spellStart"/>
-      <w:r>
-        <w:rPr>
-          <w:lang w:val="es-419"/>
-        </w:rPr>
-        <w:t>feedback</w:t>
-      </w:r>
-      <w:proofErr w:type="spellEnd"/>
-      <w:r>
-        <w:rPr>
-          <w:lang w:val="es-419"/>
-        </w:rPr>
-        <w:t xml:space="preserve"> y observaciones del cliente y docente guía en a lo más una semana. </w:t>
+        <w:t xml:space="preserve">Llevar a cabo mejoras en base a feedback y observaciones del cliente y docente guía en a lo más una semana. </w:t>
       </w:r>
     </w:p>
     <w:p>
@@ -2639,17 +2287,8 @@
           <w:sz w:val="22"/>
           <w:szCs w:val="22"/>
         </w:rPr>
-        <w:t xml:space="preserve">Nivel </w:t>
-      </w:r>
-      <w:proofErr w:type="spellStart"/>
-      <w:r>
-        <w:rPr>
-          <w:sz w:val="22"/>
-          <w:szCs w:val="22"/>
-        </w:rPr>
-        <w:t>Aplicación</w:t>
-      </w:r>
-      <w:proofErr w:type="spellEnd"/>
+        <w:t>Nivel Aplicación</w:t>
+      </w:r>
     </w:p>
     <w:p>
       <w:pPr>
@@ -2666,21 +2305,7 @@
         <w:rPr>
           <w:lang w:val="es-419"/>
         </w:rPr>
-        <w:t xml:space="preserve">Diseñar prototipo no funcional en una semana utilizando </w:t>
-      </w:r>
-      <w:proofErr w:type="spellStart"/>
-      <w:r>
-        <w:rPr>
-          <w:lang w:val="es-419"/>
-        </w:rPr>
-        <w:t>Figma</w:t>
-      </w:r>
-      <w:proofErr w:type="spellEnd"/>
-      <w:r>
-        <w:rPr>
-          <w:lang w:val="es-419"/>
-        </w:rPr>
-        <w:t>.</w:t>
+        <w:t>Diseñar prototipo no funcional en una semana utilizando Figma.</w:t>
       </w:r>
     </w:p>
     <w:p>
@@ -2698,21 +2323,7 @@
         <w:rPr>
           <w:lang w:val="es-419"/>
         </w:rPr>
-        <w:t xml:space="preserve">Desarrollar </w:t>
-      </w:r>
-      <w:proofErr w:type="spellStart"/>
-      <w:r>
-        <w:rPr>
-          <w:lang w:val="es-419"/>
-        </w:rPr>
-        <w:t>frontend</w:t>
-      </w:r>
-      <w:proofErr w:type="spellEnd"/>
-      <w:r>
-        <w:rPr>
-          <w:lang w:val="es-419"/>
-        </w:rPr>
-        <w:t xml:space="preserve"> de la aplicación en tres semanas dentro del ambiente de Visual Studio Code. </w:t>
+        <w:t xml:space="preserve">Desarrollar frontend de la aplicación en tres semanas dentro del ambiente de Visual Studio Code. </w:t>
       </w:r>
     </w:p>
     <w:p>
@@ -2730,35 +2341,7 @@
         <w:rPr>
           <w:lang w:val="es-419"/>
         </w:rPr>
-        <w:t xml:space="preserve">Desarrollar </w:t>
-      </w:r>
-      <w:proofErr w:type="spellStart"/>
-      <w:r>
-        <w:rPr>
-          <w:lang w:val="es-419"/>
-        </w:rPr>
-        <w:t>backend</w:t>
-      </w:r>
-      <w:proofErr w:type="spellEnd"/>
-      <w:r>
-        <w:rPr>
-          <w:lang w:val="es-419"/>
-        </w:rPr>
-        <w:t xml:space="preserve"> con conexión básica al </w:t>
-      </w:r>
-      <w:proofErr w:type="spellStart"/>
-      <w:r>
-        <w:rPr>
-          <w:lang w:val="es-419"/>
-        </w:rPr>
-        <w:t>frontend</w:t>
-      </w:r>
-      <w:proofErr w:type="spellEnd"/>
-      <w:r>
-        <w:rPr>
-          <w:lang w:val="es-419"/>
-        </w:rPr>
-        <w:t xml:space="preserve"> en dos semanas.</w:t>
+        <w:t>Desarrollar backend con conexión básica al frontend en dos semanas.</w:t>
       </w:r>
     </w:p>
     <w:p>
@@ -2791,31 +2374,13 @@
       </w:pPr>
       <w:bookmarkStart w:id="16" w:name="_eedca5bfh1b4" w:colFirst="0" w:colLast="0"/>
       <w:bookmarkEnd w:id="16"/>
-      <w:proofErr w:type="spellStart"/>
       <w:r>
         <w:rPr>
           <w:sz w:val="22"/>
           <w:szCs w:val="22"/>
         </w:rPr>
-        <w:t>Propuesta</w:t>
-      </w:r>
-      <w:proofErr w:type="spellEnd"/>
-      <w:r>
-        <w:rPr>
-          <w:sz w:val="22"/>
-          <w:szCs w:val="22"/>
-        </w:rPr>
-        <w:t xml:space="preserve"> de </w:t>
-      </w:r>
-      <w:proofErr w:type="spellStart"/>
-      <w:r>
-        <w:rPr>
-          <w:sz w:val="22"/>
-          <w:szCs w:val="22"/>
-        </w:rPr>
-        <w:t>Metodología</w:t>
-      </w:r>
-      <w:proofErr w:type="spellEnd"/>
+        <w:t>Propuesta de Metodología</w:t>
+      </w:r>
     </w:p>
     <w:p>
       <w:pPr>
@@ -2877,21 +2442,7 @@
         <w:rPr>
           <w:lang w:val="es-419"/>
         </w:rPr>
-        <w:t xml:space="preserve"> sitio web de </w:t>
-      </w:r>
-      <w:proofErr w:type="spellStart"/>
-      <w:r>
-        <w:rPr>
-          <w:lang w:val="es-419"/>
-        </w:rPr>
-        <w:t>Atlassian</w:t>
-      </w:r>
-      <w:proofErr w:type="spellEnd"/>
-      <w:r>
-        <w:rPr>
-          <w:lang w:val="es-419"/>
-        </w:rPr>
-        <w:t xml:space="preserve"> (s.f.), la metodología Ágil fomenta la mejora continua y la metodología Lean la pone en práctica. </w:t>
+        <w:t xml:space="preserve"> sitio web de Atlassian (s.f.), la metodología Ágil fomenta la mejora continua y la metodología Lean la pone en práctica. </w:t>
       </w:r>
     </w:p>
     <w:p>
@@ -2957,19 +2508,9 @@
               </w:pBdr>
               <w:spacing w:line="360" w:lineRule="auto"/>
             </w:pPr>
-            <w:proofErr w:type="spellStart"/>
-            <w:r>
-              <w:t>Funciones</w:t>
-            </w:r>
-            <w:proofErr w:type="spellEnd"/>
-            <w:r>
-              <w:t>/</w:t>
-            </w:r>
-            <w:proofErr w:type="spellStart"/>
-            <w:r>
-              <w:t>Integrantes</w:t>
-            </w:r>
-            <w:proofErr w:type="spellEnd"/>
+            <w:r>
+              <w:t>Funciones/Integrantes</w:t>
+            </w:r>
           </w:p>
         </w:tc>
         <w:tc>
@@ -3080,19 +2621,9 @@
               </w:pBdr>
               <w:spacing w:line="360" w:lineRule="auto"/>
             </w:pPr>
-            <w:proofErr w:type="spellStart"/>
-            <w:r>
-              <w:t>Redacción</w:t>
-            </w:r>
-            <w:proofErr w:type="spellEnd"/>
-            <w:r>
-              <w:t xml:space="preserve"> de </w:t>
-            </w:r>
-            <w:proofErr w:type="spellStart"/>
-            <w:r>
-              <w:t>informes</w:t>
-            </w:r>
-            <w:proofErr w:type="spellEnd"/>
+            <w:r>
+              <w:t>Redacción de informes</w:t>
+            </w:r>
           </w:p>
         </w:tc>
         <w:tc>
@@ -3203,19 +2734,9 @@
               </w:pBdr>
               <w:spacing w:line="360" w:lineRule="auto"/>
             </w:pPr>
-            <w:proofErr w:type="spellStart"/>
-            <w:r>
-              <w:t>Preparación</w:t>
-            </w:r>
-            <w:proofErr w:type="spellEnd"/>
-            <w:r>
-              <w:t xml:space="preserve"> de </w:t>
-            </w:r>
-            <w:proofErr w:type="spellStart"/>
-            <w:r>
-              <w:t>presentaciones</w:t>
-            </w:r>
-            <w:proofErr w:type="spellEnd"/>
+            <w:r>
+              <w:t>Preparación de presentaciones</w:t>
+            </w:r>
           </w:p>
         </w:tc>
         <w:tc>
@@ -3326,13 +2847,8 @@
               </w:pBdr>
               <w:spacing w:line="360" w:lineRule="auto"/>
             </w:pPr>
-            <w:proofErr w:type="spellStart"/>
-            <w:r>
-              <w:t>Diseño</w:t>
-            </w:r>
-            <w:proofErr w:type="spellEnd"/>
-            <w:r>
-              <w:t xml:space="preserve"> frontend</w:t>
+            <w:r>
+              <w:t>Diseño frontend</w:t>
             </w:r>
           </w:p>
         </w:tc>
@@ -3551,19 +3067,9 @@
               </w:pBdr>
               <w:spacing w:line="360" w:lineRule="auto"/>
             </w:pPr>
-            <w:proofErr w:type="spellStart"/>
-            <w:r>
-              <w:t>Pruebas</w:t>
-            </w:r>
-            <w:proofErr w:type="spellEnd"/>
-            <w:r>
-              <w:t xml:space="preserve"> de </w:t>
-            </w:r>
-            <w:proofErr w:type="spellStart"/>
-            <w:r>
-              <w:t>certificación</w:t>
-            </w:r>
-            <w:proofErr w:type="spellEnd"/>
+            <w:r>
+              <w:t>Pruebas de certificación</w:t>
+            </w:r>
           </w:p>
         </w:tc>
         <w:tc>
@@ -3671,19 +3177,9 @@
               </w:pBdr>
               <w:spacing w:line="360" w:lineRule="auto"/>
             </w:pPr>
-            <w:proofErr w:type="spellStart"/>
-            <w:r>
-              <w:t>Reunión</w:t>
-            </w:r>
-            <w:proofErr w:type="spellEnd"/>
-            <w:r>
-              <w:t xml:space="preserve"> con </w:t>
-            </w:r>
-            <w:proofErr w:type="spellStart"/>
-            <w:r>
-              <w:t>cliente</w:t>
-            </w:r>
-            <w:proofErr w:type="spellEnd"/>
+            <w:r>
+              <w:t>Reunión con cliente</w:t>
+            </w:r>
           </w:p>
         </w:tc>
         <w:tc>
@@ -3794,19 +3290,9 @@
               </w:pBdr>
               <w:spacing w:line="360" w:lineRule="auto"/>
             </w:pPr>
-            <w:proofErr w:type="spellStart"/>
-            <w:r>
-              <w:t>Diseño</w:t>
-            </w:r>
-            <w:proofErr w:type="spellEnd"/>
-            <w:r>
-              <w:t xml:space="preserve"> de </w:t>
-            </w:r>
-            <w:proofErr w:type="spellStart"/>
-            <w:r>
-              <w:t>arquitectura</w:t>
-            </w:r>
-            <w:proofErr w:type="spellEnd"/>
+            <w:r>
+              <w:t>Diseño de arquitectura</w:t>
+            </w:r>
           </w:p>
         </w:tc>
         <w:tc>
@@ -3911,27 +3397,9 @@
               </w:pBdr>
               <w:spacing w:line="360" w:lineRule="auto"/>
             </w:pPr>
-            <w:proofErr w:type="spellStart"/>
-            <w:r>
-              <w:t>Diseño</w:t>
-            </w:r>
-            <w:proofErr w:type="spellEnd"/>
-            <w:r>
-              <w:t xml:space="preserve"> </w:t>
-            </w:r>
-            <w:proofErr w:type="spellStart"/>
-            <w:r>
-              <w:t>casos</w:t>
-            </w:r>
-            <w:proofErr w:type="spellEnd"/>
-            <w:r>
-              <w:t xml:space="preserve"> de </w:t>
-            </w:r>
-            <w:proofErr w:type="spellStart"/>
-            <w:r>
-              <w:t>uso</w:t>
-            </w:r>
-            <w:proofErr w:type="spellEnd"/>
+            <w:r>
+              <w:t>Diseño casos de uso</w:t>
+            </w:r>
           </w:p>
         </w:tc>
         <w:tc>
@@ -4049,17 +3517,8 @@
           <w:sz w:val="22"/>
           <w:szCs w:val="22"/>
         </w:rPr>
-        <w:t xml:space="preserve">Plan de </w:t>
-      </w:r>
-      <w:proofErr w:type="spellStart"/>
-      <w:r>
-        <w:rPr>
-          <w:sz w:val="22"/>
-          <w:szCs w:val="22"/>
-        </w:rPr>
-        <w:t>Trabajo</w:t>
-      </w:r>
-      <w:proofErr w:type="spellEnd"/>
+        <w:t>Plan de Trabajo</w:t>
+      </w:r>
     </w:p>
     <w:p>
       <w:pPr>
@@ -4134,23 +3593,7 @@
           <w:sz w:val="16"/>
           <w:szCs w:val="16"/>
         </w:rPr>
-        <w:t>(</w:t>
-      </w:r>
-      <w:proofErr w:type="spellStart"/>
-      <w:r>
-        <w:rPr>
-          <w:sz w:val="16"/>
-          <w:szCs w:val="16"/>
-        </w:rPr>
-        <w:t>Véase</w:t>
-      </w:r>
-      <w:proofErr w:type="spellEnd"/>
-      <w:r>
-        <w:rPr>
-          <w:sz w:val="16"/>
-          <w:szCs w:val="16"/>
-        </w:rPr>
-        <w:t xml:space="preserve"> Anexo A)</w:t>
+        <w:t>(Véase Anexo A)</w:t>
       </w:r>
     </w:p>
     <w:p>
@@ -4180,7 +3623,6 @@
       </w:pPr>
       <w:bookmarkStart w:id="18" w:name="_2td54p9r473t" w:colFirst="0" w:colLast="0"/>
       <w:bookmarkEnd w:id="18"/>
-      <w:proofErr w:type="spellStart"/>
       <w:r>
         <w:rPr>
           <w:sz w:val="22"/>
@@ -4188,7 +3630,6 @@
         </w:rPr>
         <w:t>Evidencias</w:t>
       </w:r>
-      <w:proofErr w:type="spellEnd"/>
     </w:p>
     <w:p>
       <w:pPr>
@@ -4241,13 +3682,8 @@
               <w:spacing w:line="360" w:lineRule="auto"/>
             </w:pPr>
             <w:r>
-              <w:t xml:space="preserve">Tipo de </w:t>
-            </w:r>
-            <w:proofErr w:type="spellStart"/>
-            <w:r>
-              <w:t>evidencia</w:t>
-            </w:r>
-            <w:proofErr w:type="spellEnd"/>
+              <w:t>Tipo de evidencia</w:t>
+            </w:r>
           </w:p>
         </w:tc>
         <w:tc>
@@ -4273,13 +3709,8 @@
               <w:spacing w:line="360" w:lineRule="auto"/>
             </w:pPr>
             <w:r>
-              <w:t xml:space="preserve">Nombre de la </w:t>
-            </w:r>
-            <w:proofErr w:type="spellStart"/>
-            <w:r>
-              <w:t>evidencia</w:t>
-            </w:r>
-            <w:proofErr w:type="spellEnd"/>
+              <w:t>Nombre de la evidencia</w:t>
+            </w:r>
           </w:p>
         </w:tc>
         <w:tc>
@@ -4304,11 +3735,9 @@
               </w:pBdr>
               <w:spacing w:line="360" w:lineRule="auto"/>
             </w:pPr>
-            <w:proofErr w:type="spellStart"/>
             <w:r>
               <w:t>Descripción</w:t>
             </w:r>
-            <w:proofErr w:type="spellEnd"/>
           </w:p>
         </w:tc>
       </w:tr>
@@ -4363,15 +3792,7 @@
               <w:spacing w:line="360" w:lineRule="auto"/>
             </w:pPr>
             <w:r>
-              <w:t>Avance Fase 1 (</w:t>
-            </w:r>
-            <w:proofErr w:type="spellStart"/>
-            <w:r>
-              <w:t>semana</w:t>
-            </w:r>
-            <w:proofErr w:type="spellEnd"/>
-            <w:r>
-              <w:t xml:space="preserve"> 3)</w:t>
+              <w:t>Avance Fase 1 (semana 3)</w:t>
             </w:r>
           </w:p>
         </w:tc>
@@ -4620,23 +4041,7 @@
           <w:sz w:val="16"/>
           <w:szCs w:val="16"/>
         </w:rPr>
-        <w:t>(</w:t>
-      </w:r>
-      <w:proofErr w:type="spellStart"/>
-      <w:r>
-        <w:rPr>
-          <w:sz w:val="16"/>
-          <w:szCs w:val="16"/>
-        </w:rPr>
-        <w:t>Véase</w:t>
-      </w:r>
-      <w:proofErr w:type="spellEnd"/>
-      <w:r>
-        <w:rPr>
-          <w:sz w:val="16"/>
-          <w:szCs w:val="16"/>
-        </w:rPr>
-        <w:t xml:space="preserve"> Anexo A)</w:t>
+        <w:t>(Véase Anexo A)</w:t>
       </w:r>
     </w:p>
     <w:p>
@@ -4729,15 +4134,7 @@
         <w:ind w:left="720"/>
       </w:pPr>
       <w:r>
-        <w:t xml:space="preserve">As a reflection of this first phase of the </w:t>
-      </w:r>
-      <w:proofErr w:type="spellStart"/>
-      <w:r>
-        <w:t>EduNova</w:t>
-      </w:r>
-      <w:proofErr w:type="spellEnd"/>
-      <w:r>
-        <w:t xml:space="preserve"> project, I must say that there are some aspects that at first we didn't really consider. There are some programs that already meet some </w:t>
+        <w:t xml:space="preserve">As a reflection of this first phase of the EduNova project, I must say that there are some aspects that at first we didn't really consider. There are some programs that already meet some </w:t>
       </w:r>
       <w:r>
         <w:t>users’</w:t>
@@ -4755,15 +4152,7 @@
         <w:t>consider</w:t>
       </w:r>
       <w:r>
-        <w:t xml:space="preserve"> other mobile apps that are quite used nowadays in the market that we really didn't know such as </w:t>
-      </w:r>
-      <w:proofErr w:type="spellStart"/>
-      <w:r>
-        <w:t>Kimche</w:t>
-      </w:r>
-      <w:proofErr w:type="spellEnd"/>
-      <w:r>
-        <w:t xml:space="preserve"> Familia which is one the apps that Colegio San Fernando uses for students' monitoring. Nonetheless, the meeting held at Colegio San Fernando on September 7th was an eye-opening experience because there was an aspect that we forgot about and, according to one of the </w:t>
+        <w:t xml:space="preserve"> other mobile apps that are quite used nowadays in the market that we really didn't know such as Kimche Familia which is one the apps that Colegio San Fernando uses for students' monitoring. Nonetheless, the meeting held at Colegio San Fernando on September 7th was an eye-opening experience because there was an aspect that we forgot about and, according to one of the </w:t>
       </w:r>
       <w:r>
         <w:t>functionaries</w:t>
@@ -4779,15 +4168,7 @@
         <w:t>meeting</w:t>
       </w:r>
       <w:r>
-        <w:t xml:space="preserve"> other schools or even other kinds of educational institutions that are vulnerable and might need a mobile app like </w:t>
-      </w:r>
-      <w:proofErr w:type="spellStart"/>
-      <w:r>
-        <w:t>EduNova</w:t>
-      </w:r>
-      <w:proofErr w:type="spellEnd"/>
-      <w:r>
-        <w:t xml:space="preserve">. </w:t>
+        <w:t xml:space="preserve"> other schools or even other kinds of educational institutions that are vulnerable and might need a mobile app like EduNova. </w:t>
       </w:r>
     </w:p>
     <w:p>
@@ -4811,7 +4192,6 @@
       </w:pPr>
       <w:bookmarkStart w:id="22" w:name="_9evv10o6e2uq" w:colFirst="0" w:colLast="0"/>
       <w:bookmarkEnd w:id="22"/>
-      <w:proofErr w:type="spellStart"/>
       <w:r>
         <w:rPr>
           <w:sz w:val="22"/>
@@ -4819,7 +4199,6 @@
         </w:rPr>
         <w:t>Bibliografía</w:t>
       </w:r>
-      <w:proofErr w:type="spellEnd"/>
     </w:p>
     <w:p>
       <w:pPr>
@@ -4827,15 +4206,7 @@
         <w:ind w:left="720"/>
       </w:pPr>
       <w:r>
-        <w:t>Atlassian. (</w:t>
-      </w:r>
-      <w:proofErr w:type="spellStart"/>
-      <w:r>
-        <w:t>s.f.</w:t>
-      </w:r>
-      <w:proofErr w:type="spellEnd"/>
-      <w:r>
-        <w:t xml:space="preserve">). What is Lean methodology? </w:t>
+        <w:t xml:space="preserve">Atlassian. (s.f.). What is Lean methodology? </w:t>
       </w:r>
       <w:hyperlink r:id="rId9">
         <w:r>
@@ -4891,7 +4262,7 @@
         <w:ind w:left="1440"/>
       </w:pPr>
       <w:r>
-        <w:object w:dxaOrig="1539" w:dyaOrig="997" w14:anchorId="44BCA250">
+        <w:object w:dxaOrig="1539" w:dyaOrig="997" w14:anchorId="42BF4106">
           <v:shapetype id="_x0000_t75" coordsize="21600,21600" o:spt="75" o:preferrelative="t" path="m@4@5l@4@11@9@11@9@5xe" filled="f" stroked="f">
             <v:stroke joinstyle="miter"/>
             <v:formulas>
@@ -4911,10 +4282,10 @@
             <v:path o:extrusionok="f" gradientshapeok="t" o:connecttype="rect"/>
             <o:lock v:ext="edit" aspectratio="t"/>
           </v:shapetype>
-          <v:shape id="_x0000_i1025" type="#_x0000_t75" style="width:79.2pt;height:50.4pt" o:ole="">
+          <v:shape id="_x0000_i1027" type="#_x0000_t75" style="width:77.25pt;height:49.5pt" o:ole="">
             <v:imagedata r:id="rId10" o:title=""/>
           </v:shape>
-          <o:OLEObject Type="Embed" ProgID="Excel.Sheet.12" ShapeID="_x0000_i1025" DrawAspect="Icon" ObjectID="_1850321052" r:id="rId11"/>
+          <o:OLEObject Type="Embed" ProgID="Excel.Sheet.12" ShapeID="_x0000_i1027" DrawAspect="Icon" ObjectID="_1850321684" r:id="rId11"/>
         </w:object>
       </w:r>
     </w:p>
